--- a/src/content/bios/Bertini-CA 2018.docx
+++ b/src/content/bios/Bertini-CA 2018.docx
@@ -29,14 +29,6 @@
           <w:lang w:val="en-GB"/>
         </w:rPr>
         <w:t xml:space="preserve">, Catherine Ann</w:t>
-      </w:r>
-      <w:r>
-        <w:rPr>
-          <w:b/>
-          <w:bCs/>
-          <w:lang w:val="fr-FR"/>
-        </w:rPr>
-        <w:t xml:space="preserve">y</w:t>
       </w:r>
       <w:r>
         <w:rPr>
